--- a/实验一_实验报告.docx
+++ b/实验一_实验报告.docx
@@ -15116,7 +15116,7 @@
           <w:b w:val="0"/>
           <w:sz w:val="23"/>
         </w:rPr>
-        <w:t>未向 AI 提供任何真实个人信息、账号口令或数据库数据；实验中出现的数据库口令仅用于本机教学环境，不写入报告与提交记录。</w:t>
+        <w:t>未向 AI 提供任何真实个人信息、账号口令或数据库数据；数据库口令通过环境变量 MYSQL_PASSWORD 注入，不写入仓库配置文件，报告中也不记录具体口令。</w:t>
       </w:r>
     </w:p>
     <w:p>
